--- a/templates/P3-0600.docx
+++ b/templates/P3-0600.docx
@@ -780,7 +780,7 @@
           <w:sz w:val="20"/>
           <w:szCs w:val="20"/>
         </w:rPr>
-        <w:t>to serve as personal representative of the estate of</w:t>
+        <w:t>to serve as personal representative of the estate of {decedent_full_name}</w:t>
       </w:r>
       <w:r>
         <w:rPr>
